--- a/poster, presentation, and report/Copy of Final Report.docx
+++ b/poster, presentation, and report/Copy of Final Report.docx
@@ -1208,90 +1208,6 @@
     <w:p>
       <w:pPr>
         <w:spacing w:line="480" w:lineRule="auto"/>
-        <w:jc w:val="left"/>
-        <w:rPr>
-          <w:rFonts w:ascii="Times New Roman" w:cs="Times New Roman" w:eastAsia="Times New Roman" w:hAnsi="Times New Roman"/>
-          <w:sz w:val="24"/>
-          <w:szCs w:val="24"/>
-        </w:rPr>
-      </w:pPr>
-      <w:r>
-        <w:rPr>
-          <w:rtl w:val="0"/>
-        </w:rPr>
-      </w:r>
-    </w:p>
-    <w:p>
-      <w:pPr>
-        <w:spacing w:line="480" w:lineRule="auto"/>
-        <w:ind w:left="720" w:firstLine="0"/>
-        <w:rPr>
-          <w:rFonts w:ascii="Times New Roman" w:cs="Times New Roman" w:eastAsia="Times New Roman" w:hAnsi="Times New Roman"/>
-          <w:b w:val="1"/>
-          <w:sz w:val="24"/>
-          <w:szCs w:val="24"/>
-        </w:rPr>
-      </w:pPr>
-      <w:r>
-        <w:rPr>
-          <w:rtl w:val="0"/>
-        </w:rPr>
-      </w:r>
-    </w:p>
-    <w:p>
-      <w:pPr>
-        <w:spacing w:line="480" w:lineRule="auto"/>
-        <w:ind w:left="720" w:firstLine="0"/>
-        <w:rPr>
-          <w:rFonts w:ascii="Times New Roman" w:cs="Times New Roman" w:eastAsia="Times New Roman" w:hAnsi="Times New Roman"/>
-          <w:b w:val="1"/>
-          <w:sz w:val="24"/>
-          <w:szCs w:val="24"/>
-        </w:rPr>
-      </w:pPr>
-      <w:r>
-        <w:rPr>
-          <w:rtl w:val="0"/>
-        </w:rPr>
-      </w:r>
-    </w:p>
-    <w:p>
-      <w:pPr>
-        <w:spacing w:line="480" w:lineRule="auto"/>
-        <w:ind w:left="720" w:firstLine="0"/>
-        <w:rPr>
-          <w:rFonts w:ascii="Times New Roman" w:cs="Times New Roman" w:eastAsia="Times New Roman" w:hAnsi="Times New Roman"/>
-          <w:b w:val="1"/>
-          <w:sz w:val="24"/>
-          <w:szCs w:val="24"/>
-        </w:rPr>
-      </w:pPr>
-      <w:r>
-        <w:rPr>
-          <w:rtl w:val="0"/>
-        </w:rPr>
-      </w:r>
-    </w:p>
-    <w:p>
-      <w:pPr>
-        <w:spacing w:line="480" w:lineRule="auto"/>
-        <w:ind w:left="0" w:firstLine="0"/>
-        <w:rPr>
-          <w:rFonts w:ascii="Times New Roman" w:cs="Times New Roman" w:eastAsia="Times New Roman" w:hAnsi="Times New Roman"/>
-          <w:b w:val="1"/>
-          <w:sz w:val="24"/>
-          <w:szCs w:val="24"/>
-        </w:rPr>
-      </w:pPr>
-      <w:r>
-        <w:rPr>
-          <w:rtl w:val="0"/>
-        </w:rPr>
-      </w:r>
-    </w:p>
-    <w:p>
-      <w:pPr>
-        <w:spacing w:line="480" w:lineRule="auto"/>
         <w:ind w:left="0" w:firstLine="0"/>
         <w:rPr>
           <w:rFonts w:ascii="Times New Roman" w:cs="Times New Roman" w:eastAsia="Times New Roman" w:hAnsi="Times New Roman"/>
@@ -1492,367 +1408,25 @@
     <w:p>
       <w:pPr>
         <w:spacing w:line="480" w:lineRule="auto"/>
-        <w:ind w:left="720" w:firstLine="0"/>
-        <w:jc w:val="center"/>
-        <w:rPr>
-          <w:rFonts w:ascii="Times New Roman" w:cs="Times New Roman" w:eastAsia="Times New Roman" w:hAnsi="Times New Roman"/>
-          <w:b w:val="1"/>
-          <w:sz w:val="24"/>
-          <w:szCs w:val="24"/>
-        </w:rPr>
-      </w:pPr>
-      <w:r>
-        <w:rPr>
-          <w:rtl w:val="0"/>
-        </w:rPr>
-      </w:r>
-    </w:p>
-    <w:p>
-      <w:pPr>
-        <w:spacing w:line="480" w:lineRule="auto"/>
-        <w:ind w:left="720" w:firstLine="0"/>
-        <w:jc w:val="center"/>
-        <w:rPr>
-          <w:rFonts w:ascii="Times New Roman" w:cs="Times New Roman" w:eastAsia="Times New Roman" w:hAnsi="Times New Roman"/>
-          <w:b w:val="1"/>
-          <w:sz w:val="24"/>
-          <w:szCs w:val="24"/>
-        </w:rPr>
-      </w:pPr>
-      <w:r>
-        <w:rPr>
-          <w:rtl w:val="0"/>
-        </w:rPr>
-      </w:r>
-    </w:p>
-    <w:p>
-      <w:pPr>
-        <w:spacing w:line="480" w:lineRule="auto"/>
-        <w:ind w:left="720" w:firstLine="0"/>
-        <w:jc w:val="center"/>
-        <w:rPr>
-          <w:rFonts w:ascii="Times New Roman" w:cs="Times New Roman" w:eastAsia="Times New Roman" w:hAnsi="Times New Roman"/>
-          <w:b w:val="1"/>
-          <w:sz w:val="24"/>
-          <w:szCs w:val="24"/>
-        </w:rPr>
-      </w:pPr>
-      <w:r>
-        <w:rPr>
-          <w:rtl w:val="0"/>
-        </w:rPr>
-      </w:r>
-    </w:p>
-    <w:p>
-      <w:pPr>
-        <w:spacing w:line="480" w:lineRule="auto"/>
-        <w:ind w:left="720" w:firstLine="0"/>
-        <w:jc w:val="center"/>
-        <w:rPr>
-          <w:rFonts w:ascii="Times New Roman" w:cs="Times New Roman" w:eastAsia="Times New Roman" w:hAnsi="Times New Roman"/>
-          <w:b w:val="1"/>
-          <w:sz w:val="24"/>
-          <w:szCs w:val="24"/>
-        </w:rPr>
-      </w:pPr>
-      <w:r>
-        <w:rPr>
-          <w:rtl w:val="0"/>
-        </w:rPr>
-      </w:r>
-    </w:p>
-    <w:p>
-      <w:pPr>
-        <w:spacing w:line="480" w:lineRule="auto"/>
-        <w:ind w:left="720" w:firstLine="0"/>
-        <w:jc w:val="center"/>
-        <w:rPr>
-          <w:rFonts w:ascii="Times New Roman" w:cs="Times New Roman" w:eastAsia="Times New Roman" w:hAnsi="Times New Roman"/>
-          <w:b w:val="1"/>
-          <w:sz w:val="24"/>
-          <w:szCs w:val="24"/>
-        </w:rPr>
-      </w:pPr>
-      <w:r>
-        <w:rPr>
-          <w:rtl w:val="0"/>
-        </w:rPr>
-      </w:r>
-    </w:p>
-    <w:p>
-      <w:pPr>
-        <w:spacing w:line="480" w:lineRule="auto"/>
-        <w:ind w:left="720" w:firstLine="0"/>
-        <w:jc w:val="center"/>
-        <w:rPr>
-          <w:rFonts w:ascii="Times New Roman" w:cs="Times New Roman" w:eastAsia="Times New Roman" w:hAnsi="Times New Roman"/>
-          <w:b w:val="1"/>
-          <w:sz w:val="24"/>
-          <w:szCs w:val="24"/>
-        </w:rPr>
-      </w:pPr>
-      <w:r>
-        <w:rPr>
-          <w:rtl w:val="0"/>
-        </w:rPr>
-      </w:r>
-    </w:p>
-    <w:p>
-      <w:pPr>
-        <w:spacing w:line="480" w:lineRule="auto"/>
-        <w:ind w:left="720" w:firstLine="0"/>
-        <w:jc w:val="center"/>
-        <w:rPr>
-          <w:rFonts w:ascii="Times New Roman" w:cs="Times New Roman" w:eastAsia="Times New Roman" w:hAnsi="Times New Roman"/>
-          <w:b w:val="1"/>
-          <w:sz w:val="24"/>
-          <w:szCs w:val="24"/>
-        </w:rPr>
-      </w:pPr>
-      <w:r>
-        <w:rPr>
-          <w:rtl w:val="0"/>
-        </w:rPr>
-      </w:r>
-    </w:p>
-    <w:p>
-      <w:pPr>
-        <w:spacing w:line="480" w:lineRule="auto"/>
-        <w:ind w:left="720" w:firstLine="0"/>
-        <w:jc w:val="center"/>
-        <w:rPr>
-          <w:rFonts w:ascii="Times New Roman" w:cs="Times New Roman" w:eastAsia="Times New Roman" w:hAnsi="Times New Roman"/>
-          <w:b w:val="1"/>
-          <w:sz w:val="24"/>
-          <w:szCs w:val="24"/>
-        </w:rPr>
-      </w:pPr>
-      <w:r>
-        <w:rPr>
-          <w:rtl w:val="0"/>
-        </w:rPr>
-      </w:r>
-    </w:p>
-    <w:p>
-      <w:pPr>
-        <w:spacing w:line="480" w:lineRule="auto"/>
-        <w:ind w:left="720" w:firstLine="0"/>
-        <w:jc w:val="center"/>
-        <w:rPr>
-          <w:rFonts w:ascii="Times New Roman" w:cs="Times New Roman" w:eastAsia="Times New Roman" w:hAnsi="Times New Roman"/>
-          <w:b w:val="1"/>
-          <w:sz w:val="24"/>
-          <w:szCs w:val="24"/>
-        </w:rPr>
-      </w:pPr>
-      <w:r>
-        <w:rPr>
-          <w:rtl w:val="0"/>
-        </w:rPr>
-      </w:r>
-    </w:p>
-    <w:p>
-      <w:pPr>
-        <w:spacing w:line="480" w:lineRule="auto"/>
-        <w:ind w:left="720" w:firstLine="0"/>
-        <w:jc w:val="center"/>
-        <w:rPr>
-          <w:rFonts w:ascii="Times New Roman" w:cs="Times New Roman" w:eastAsia="Times New Roman" w:hAnsi="Times New Roman"/>
-          <w:b w:val="1"/>
-          <w:sz w:val="24"/>
-          <w:szCs w:val="24"/>
-        </w:rPr>
-      </w:pPr>
-      <w:r>
-        <w:rPr>
-          <w:rtl w:val="0"/>
-        </w:rPr>
-      </w:r>
-    </w:p>
-    <w:p>
-      <w:pPr>
-        <w:spacing w:line="480" w:lineRule="auto"/>
-        <w:ind w:left="720" w:firstLine="0"/>
-        <w:jc w:val="center"/>
-        <w:rPr>
-          <w:rFonts w:ascii="Times New Roman" w:cs="Times New Roman" w:eastAsia="Times New Roman" w:hAnsi="Times New Roman"/>
-          <w:b w:val="1"/>
-          <w:sz w:val="24"/>
-          <w:szCs w:val="24"/>
-        </w:rPr>
-      </w:pPr>
-      <w:r>
-        <w:rPr>
-          <w:rtl w:val="0"/>
-        </w:rPr>
-      </w:r>
-    </w:p>
-    <w:p>
-      <w:pPr>
-        <w:spacing w:line="480" w:lineRule="auto"/>
-        <w:ind w:left="720" w:firstLine="0"/>
-        <w:jc w:val="center"/>
-        <w:rPr>
-          <w:rFonts w:ascii="Times New Roman" w:cs="Times New Roman" w:eastAsia="Times New Roman" w:hAnsi="Times New Roman"/>
-          <w:b w:val="1"/>
-          <w:sz w:val="24"/>
-          <w:szCs w:val="24"/>
-        </w:rPr>
-      </w:pPr>
-      <w:r>
-        <w:rPr>
-          <w:rtl w:val="0"/>
-        </w:rPr>
-      </w:r>
-    </w:p>
-    <w:p>
-      <w:pPr>
-        <w:spacing w:line="480" w:lineRule="auto"/>
-        <w:ind w:left="720" w:firstLine="0"/>
-        <w:jc w:val="center"/>
-        <w:rPr>
-          <w:rFonts w:ascii="Times New Roman" w:cs="Times New Roman" w:eastAsia="Times New Roman" w:hAnsi="Times New Roman"/>
-          <w:b w:val="1"/>
-          <w:sz w:val="24"/>
-          <w:szCs w:val="24"/>
-        </w:rPr>
-      </w:pPr>
-      <w:r>
-        <w:rPr>
-          <w:rtl w:val="0"/>
-        </w:rPr>
-      </w:r>
-    </w:p>
-    <w:p>
-      <w:pPr>
-        <w:spacing w:line="480" w:lineRule="auto"/>
-        <w:ind w:left="720" w:firstLine="0"/>
-        <w:jc w:val="center"/>
-        <w:rPr>
-          <w:rFonts w:ascii="Times New Roman" w:cs="Times New Roman" w:eastAsia="Times New Roman" w:hAnsi="Times New Roman"/>
-          <w:b w:val="1"/>
-          <w:sz w:val="24"/>
-          <w:szCs w:val="24"/>
-        </w:rPr>
-      </w:pPr>
-      <w:r>
-        <w:rPr>
-          <w:rtl w:val="0"/>
-        </w:rPr>
-      </w:r>
-    </w:p>
-    <w:p>
-      <w:pPr>
-        <w:spacing w:line="480" w:lineRule="auto"/>
-        <w:ind w:left="720" w:firstLine="0"/>
-        <w:jc w:val="center"/>
-        <w:rPr>
-          <w:rFonts w:ascii="Times New Roman" w:cs="Times New Roman" w:eastAsia="Times New Roman" w:hAnsi="Times New Roman"/>
-          <w:b w:val="1"/>
-          <w:sz w:val="24"/>
-          <w:szCs w:val="24"/>
-        </w:rPr>
-      </w:pPr>
-      <w:r>
-        <w:rPr>
-          <w:rtl w:val="0"/>
-        </w:rPr>
-      </w:r>
-    </w:p>
-    <w:p>
-      <w:pPr>
-        <w:spacing w:line="480" w:lineRule="auto"/>
-        <w:ind w:left="720" w:firstLine="0"/>
-        <w:jc w:val="center"/>
-        <w:rPr>
-          <w:rFonts w:ascii="Times New Roman" w:cs="Times New Roman" w:eastAsia="Times New Roman" w:hAnsi="Times New Roman"/>
-          <w:b w:val="1"/>
-          <w:sz w:val="24"/>
-          <w:szCs w:val="24"/>
-        </w:rPr>
-      </w:pPr>
-      <w:r>
-        <w:rPr>
-          <w:rtl w:val="0"/>
-        </w:rPr>
-      </w:r>
-    </w:p>
-    <w:p>
-      <w:pPr>
-        <w:spacing w:line="480" w:lineRule="auto"/>
-        <w:ind w:left="720" w:firstLine="0"/>
-        <w:jc w:val="center"/>
-        <w:rPr>
-          <w:rFonts w:ascii="Times New Roman" w:cs="Times New Roman" w:eastAsia="Times New Roman" w:hAnsi="Times New Roman"/>
-          <w:b w:val="1"/>
-          <w:sz w:val="24"/>
-          <w:szCs w:val="24"/>
-        </w:rPr>
-      </w:pPr>
-      <w:r>
-        <w:rPr>
-          <w:rtl w:val="0"/>
-        </w:rPr>
-      </w:r>
-    </w:p>
-    <w:p>
-      <w:pPr>
-        <w:spacing w:line="480" w:lineRule="auto"/>
-        <w:ind w:left="720" w:firstLine="0"/>
-        <w:jc w:val="center"/>
-        <w:rPr>
-          <w:rFonts w:ascii="Times New Roman" w:cs="Times New Roman" w:eastAsia="Times New Roman" w:hAnsi="Times New Roman"/>
-          <w:b w:val="1"/>
-          <w:sz w:val="24"/>
-          <w:szCs w:val="24"/>
-        </w:rPr>
-      </w:pPr>
-      <w:r>
-        <w:rPr>
-          <w:rtl w:val="0"/>
-        </w:rPr>
-      </w:r>
-    </w:p>
-    <w:p>
-      <w:pPr>
-        <w:spacing w:line="480" w:lineRule="auto"/>
-        <w:ind w:left="720" w:firstLine="0"/>
-        <w:jc w:val="center"/>
-        <w:rPr>
-          <w:rFonts w:ascii="Times New Roman" w:cs="Times New Roman" w:eastAsia="Times New Roman" w:hAnsi="Times New Roman"/>
-          <w:b w:val="1"/>
-          <w:sz w:val="24"/>
-          <w:szCs w:val="24"/>
-        </w:rPr>
-      </w:pPr>
-      <w:r>
-        <w:rPr>
-          <w:rtl w:val="0"/>
-        </w:rPr>
-      </w:r>
-    </w:p>
-    <w:p>
-      <w:pPr>
-        <w:spacing w:line="480" w:lineRule="auto"/>
-        <w:ind w:left="720" w:firstLine="0"/>
-        <w:jc w:val="center"/>
-        <w:rPr>
-          <w:rFonts w:ascii="Times New Roman" w:cs="Times New Roman" w:eastAsia="Times New Roman" w:hAnsi="Times New Roman"/>
-          <w:b w:val="1"/>
-          <w:sz w:val="24"/>
-          <w:szCs w:val="24"/>
-        </w:rPr>
-      </w:pPr>
-      <w:r>
-        <w:rPr>
-          <w:rtl w:val="0"/>
-        </w:rPr>
-      </w:r>
-    </w:p>
-    <w:p>
-      <w:pPr>
-        <w:spacing w:line="480" w:lineRule="auto"/>
-        <w:ind w:left="720" w:firstLine="0"/>
+        <w:ind w:left="0" w:firstLine="0"/>
+        <w:jc w:val="left"/>
+        <w:rPr>
+          <w:rFonts w:ascii="Times New Roman" w:cs="Times New Roman" w:eastAsia="Times New Roman" w:hAnsi="Times New Roman"/>
+          <w:b w:val="1"/>
+          <w:sz w:val="24"/>
+          <w:szCs w:val="24"/>
+        </w:rPr>
+      </w:pPr>
+      <w:r>
+        <w:rPr>
+          <w:rtl w:val="0"/>
+        </w:rPr>
+      </w:r>
+    </w:p>
+    <w:p>
+      <w:pPr>
+        <w:spacing w:line="480" w:lineRule="auto"/>
+        <w:ind w:left="0" w:firstLine="0"/>
         <w:jc w:val="center"/>
         <w:rPr>
           <w:rFonts w:ascii="Times New Roman" w:cs="Times New Roman" w:eastAsia="Times New Roman" w:hAnsi="Times New Roman"/>
@@ -4207,19 +3781,19 @@
           <w:szCs w:val="24"/>
           <w:rtl w:val="0"/>
         </w:rPr>
-        <w:t xml:space="preserve">Zipped Google Drive folder containing the items present in the Github repository:  [</w:t>
+        <w:t xml:space="preserve">Google Drive folder containing the items present in the Github repository: [</w:t>
       </w:r>
       <w:hyperlink r:id="rId10">
         <w:r>
           <w:rPr>
             <w:rFonts w:ascii="Times New Roman" w:cs="Times New Roman" w:eastAsia="Times New Roman" w:hAnsi="Times New Roman"/>
-            <w:color w:val="1155cc"/>
+            <w:color w:val="0000ee"/>
             <w:sz w:val="24"/>
             <w:szCs w:val="24"/>
             <w:u w:val="single"/>
             <w:rtl w:val="0"/>
           </w:rPr>
-          <w:t xml:space="preserve">Zipped Github (ClearClause-main).zip</w:t>
+          <w:t xml:space="preserve">Final Github Code (Unzipped)</w:t>
         </w:r>
       </w:hyperlink>
       <w:r>
@@ -4229,21 +3803,7 @@
           <w:szCs w:val="24"/>
           <w:rtl w:val="0"/>
         </w:rPr>
-        <w:t xml:space="preserve">](https://github.com/kevo-ops/ClearClause</w:t>
-      </w:r>
-      <w:r>
-        <w:rPr>
-          <w:rFonts w:ascii="Times New Roman" w:cs="Times New Roman" w:eastAsia="Times New Roman" w:hAnsi="Times New Roman"/>
-          <w:sz w:val="24"/>
-          <w:szCs w:val="24"/>
-          <w:rtl w:val="0"/>
-        </w:rPr>
-        <w:t xml:space="preserve">)</w:t>
-      </w:r>
-      <w:r>
-        <w:rPr>
-          <w:rtl w:val="0"/>
-        </w:rPr>
+        <w:t xml:space="preserve">](https://drive.google.com/drive/folders/1X1dhVtXbtj7HuYtVnVWux7gU6cxyxoti?usp=sharing)</w:t>
       </w:r>
     </w:p>
     <w:p>
